--- a/klagomålsmail/Alingsås FSC-klagomål mail.docx
+++ b/klagomålsmail/Alingsås FSC-klagomål mail.docx
@@ -11,7 +11,7 @@
     </w:p>
     <w:p>
       <w:r>
-        <w:t>Vi vill informera om att det i avverkningsanmälan Alingsås i Bjurholms kommun har hittats 4 naturvårdsarter varav 4 är rödlistade.</w:t>
+        <w:t>Vi vill informera om att det i avverkningsanmälan Alingsås i Bjurholms kommun har hittats 3 naturvårdsarter varav 3 är rödlistade.</w:t>
       </w:r>
     </w:p>
     <w:p>

--- a/klagomålsmail/Alingsås FSC-klagomål mail.docx
+++ b/klagomålsmail/Alingsås FSC-klagomål mail.docx
@@ -4,7 +4,7 @@
   <w:body>
     <w:p>
       <w:r>
-        <w:t>Till:</w:t>
+        <w:t>Till: Sveaskog</w:t>
         <w:br/>
         <w:t>Kopia: Revisor xx och FSC</w:t>
       </w:r>
